--- a/privacy-policy.docx
+++ b/privacy-policy.docx
@@ -51,13 +51,7 @@
         <w:rPr>
           <w:rtl w:val="0"/>
         </w:rPr>
-        <w:t xml:space="preserve">Approval Date: 2025-05-27</w:t>
-        <w:br w:type="textWrapping"/>
-        <w:t xml:space="preserve">Effective Date: 2025-05-27</w:t>
-        <w:br w:type="textWrapping"/>
-        <w:t xml:space="preserve">Version: 1.0</w:t>
-        <w:br w:type="textWrapping"/>
-        <w:t xml:space="preserve">Approved by: Interim Council</w:t>
+        <w:t xml:space="preserve">Approval Date: 2025-09-04  • Effective Date: 2025-05-27  • Version: 1.1  • Approved by: Interim Council</w:t>
       </w:r>
       <w:r>
         <w:rPr>
@@ -75,24 +69,413 @@
           <w:b w:val="1"/>
           <w:rtl w:val="0"/>
         </w:rPr>
-        <w:t xml:space="preserve">Ronin Institute for Independent Scholarship 2.0 (“RIIS 2.0”)</w:t>
-      </w:r>
-      <w:r>
-        <w:rPr>
-          <w:rtl w:val="0"/>
-        </w:rPr>
-        <w:t xml:space="preserve"> values the privacy of its Fellows, contributors, </w:t>
-      </w:r>
-      <w:r>
-        <w:rPr>
-          <w:rtl w:val="0"/>
-        </w:rPr>
-        <w:t xml:space="preserve">collaborators, and website visitors. This Privacy Policy explains what information we collect, how we use it, and your rights in relation to that information.</w:t>
+        <w:t xml:space="preserve">Ronin Institute for Independent Scholarship 2.0 (“RIIS 2.0”, “we,” or “our”)</w:t>
+      </w:r>
+      <w:r>
+        <w:rPr>
+          <w:rtl w:val="0"/>
+        </w:rPr>
+        <w:t xml:space="preserve"> values the privacy of its Affiliates, contributors, </w:t>
+      </w:r>
+      <w:r>
+        <w:rPr>
+          <w:rtl w:val="0"/>
+        </w:rPr>
+        <w:t xml:space="preserve">collaborators, and website visitors. This Privacy Policy explains what information we collect, how we use it, and your rights in relation to that information. We’ve tried to keep this policy as simple as possible, but if you have any questions about the policy, please contact us by e-mail at </w:t>
+      </w:r>
+      <w:r>
+        <w:rPr>
+          <w:rtl w:val="0"/>
+        </w:rPr>
+        <w:t xml:space="preserve">privacy@ronininstitute.org</w:t>
+      </w:r>
+      <w:r>
+        <w:rPr>
+          <w:rtl w:val="0"/>
+        </w:rPr>
+        <w:t xml:space="preserve">.</w:t>
+      </w:r>
+    </w:p>
+    <w:p>
+      <w:pPr>
+        <w:ind w:left="10" w:firstLine="0"/>
+        <w:rPr>
+          <w:b w:val="1"/>
+        </w:rPr>
+      </w:pPr>
+      <w:r>
+        <w:rPr>
+          <w:b w:val="1"/>
+          <w:rtl w:val="0"/>
+        </w:rPr>
+        <w:t xml:space="preserve">Index</w:t>
+      </w:r>
+    </w:p>
+    <w:p>
+      <w:pPr>
+        <w:widowControl w:val="0"/>
+        <w:spacing w:before="60" w:line="240" w:lineRule="auto"/>
+        <w:ind w:left="0" w:right="0" w:firstLine="0"/>
+        <w:rPr>
+          <w:color w:val="1155cc"/>
+          <w:u w:val="single"/>
+        </w:rPr>
+      </w:pPr>
+      <w:hyperlink w:anchor="_4xab8ufwkmwe">
+        <w:r>
+          <w:rPr>
+            <w:color w:val="1155cc"/>
+            <w:u w:val="single"/>
+            <w:rtl w:val="0"/>
+          </w:rPr>
+          <w:t xml:space="preserve">1. Information We Collect</w:t>
+        </w:r>
+      </w:hyperlink>
+      <w:r>
+        <w:rPr>
+          <w:rtl w:val="0"/>
+        </w:rPr>
+      </w:r>
+    </w:p>
+    <w:p>
+      <w:pPr>
+        <w:widowControl w:val="0"/>
+        <w:spacing w:before="60" w:line="240" w:lineRule="auto"/>
+        <w:ind w:left="720" w:right="0" w:firstLine="0"/>
+        <w:rPr>
+          <w:color w:val="1155cc"/>
+          <w:u w:val="single"/>
+        </w:rPr>
+      </w:pPr>
+      <w:hyperlink w:anchor="_vcksk021d3kz">
+        <w:r>
+          <w:rPr>
+            <w:color w:val="1155cc"/>
+            <w:u w:val="single"/>
+            <w:rtl w:val="0"/>
+          </w:rPr>
+          <w:t xml:space="preserve">a. Personal Information</w:t>
+        </w:r>
+      </w:hyperlink>
+      <w:r>
+        <w:rPr>
+          <w:rtl w:val="0"/>
+        </w:rPr>
+      </w:r>
+    </w:p>
+    <w:p>
+      <w:pPr>
+        <w:widowControl w:val="0"/>
+        <w:spacing w:before="60" w:line="240" w:lineRule="auto"/>
+        <w:ind w:left="720" w:right="0" w:firstLine="0"/>
+        <w:rPr>
+          <w:color w:val="1155cc"/>
+          <w:u w:val="single"/>
+        </w:rPr>
+      </w:pPr>
+      <w:hyperlink w:anchor="_4kqp6sm49e9g">
+        <w:r>
+          <w:rPr>
+            <w:color w:val="1155cc"/>
+            <w:u w:val="single"/>
+            <w:rtl w:val="0"/>
+          </w:rPr>
+          <w:t xml:space="preserve">b. Technical Information</w:t>
+        </w:r>
+      </w:hyperlink>
+      <w:r>
+        <w:rPr>
+          <w:rtl w:val="0"/>
+        </w:rPr>
+      </w:r>
+    </w:p>
+    <w:p>
+      <w:pPr>
+        <w:widowControl w:val="0"/>
+        <w:spacing w:before="60" w:line="240" w:lineRule="auto"/>
+        <w:ind w:left="720" w:right="0" w:firstLine="0"/>
+        <w:rPr>
+          <w:color w:val="1155cc"/>
+          <w:u w:val="single"/>
+        </w:rPr>
+      </w:pPr>
+      <w:hyperlink w:anchor="_86teayho0xkx">
+        <w:r>
+          <w:rPr>
+            <w:color w:val="1155cc"/>
+            <w:u w:val="single"/>
+            <w:rtl w:val="0"/>
+          </w:rPr>
+          <w:t xml:space="preserve">c. Cookies and Tracking</w:t>
+        </w:r>
+      </w:hyperlink>
+      <w:r>
+        <w:rPr>
+          <w:rtl w:val="0"/>
+        </w:rPr>
+      </w:r>
+    </w:p>
+    <w:p>
+      <w:pPr>
+        <w:widowControl w:val="0"/>
+        <w:spacing w:before="60" w:line="240" w:lineRule="auto"/>
+        <w:ind w:left="0" w:right="0" w:firstLine="0"/>
+        <w:rPr>
+          <w:color w:val="1155cc"/>
+          <w:u w:val="single"/>
+        </w:rPr>
+      </w:pPr>
+      <w:hyperlink w:anchor="_gi4ksukxioee">
+        <w:r>
+          <w:rPr>
+            <w:color w:val="1155cc"/>
+            <w:u w:val="single"/>
+            <w:rtl w:val="0"/>
+          </w:rPr>
+          <w:t xml:space="preserve">2. How We Collect Your Information</w:t>
+        </w:r>
+      </w:hyperlink>
+      <w:r>
+        <w:rPr>
+          <w:rtl w:val="0"/>
+        </w:rPr>
+      </w:r>
+    </w:p>
+    <w:p>
+      <w:pPr>
+        <w:widowControl w:val="0"/>
+        <w:spacing w:before="60" w:line="240" w:lineRule="auto"/>
+        <w:ind w:left="0" w:right="0" w:firstLine="0"/>
+        <w:rPr>
+          <w:color w:val="1155cc"/>
+          <w:u w:val="single"/>
+        </w:rPr>
+      </w:pPr>
+      <w:hyperlink w:anchor="_25mb4lmw5yh3">
+        <w:r>
+          <w:rPr>
+            <w:color w:val="1155cc"/>
+            <w:u w:val="single"/>
+            <w:rtl w:val="0"/>
+          </w:rPr>
+          <w:t xml:space="preserve">3. How We Use Your Information</w:t>
+        </w:r>
+      </w:hyperlink>
+      <w:r>
+        <w:rPr>
+          <w:rtl w:val="0"/>
+        </w:rPr>
+      </w:r>
+    </w:p>
+    <w:p>
+      <w:pPr>
+        <w:widowControl w:val="0"/>
+        <w:spacing w:before="60" w:line="240" w:lineRule="auto"/>
+        <w:ind w:left="0" w:right="0" w:firstLine="0"/>
+        <w:rPr>
+          <w:color w:val="1155cc"/>
+          <w:u w:val="single"/>
+        </w:rPr>
+      </w:pPr>
+      <w:hyperlink w:anchor="_zdy2frhdr7sy">
+        <w:r>
+          <w:rPr>
+            <w:color w:val="1155cc"/>
+            <w:u w:val="single"/>
+            <w:rtl w:val="0"/>
+          </w:rPr>
+          <w:t xml:space="preserve">4. International Information Sharing and Disclosure</w:t>
+        </w:r>
+      </w:hyperlink>
+      <w:r>
+        <w:rPr>
+          <w:rtl w:val="0"/>
+        </w:rPr>
+      </w:r>
+    </w:p>
+    <w:p>
+      <w:pPr>
+        <w:widowControl w:val="0"/>
+        <w:spacing w:before="60" w:line="240" w:lineRule="auto"/>
+        <w:ind w:left="0" w:right="0" w:firstLine="0"/>
+        <w:rPr>
+          <w:color w:val="1155cc"/>
+          <w:u w:val="single"/>
+        </w:rPr>
+      </w:pPr>
+      <w:hyperlink w:anchor="_89y8lxf8lost">
+        <w:r>
+          <w:rPr>
+            <w:color w:val="1155cc"/>
+            <w:u w:val="single"/>
+            <w:rtl w:val="0"/>
+          </w:rPr>
+          <w:t xml:space="preserve">5. Data Security</w:t>
+        </w:r>
+      </w:hyperlink>
+      <w:r>
+        <w:rPr>
+          <w:rtl w:val="0"/>
+        </w:rPr>
+      </w:r>
+    </w:p>
+    <w:p>
+      <w:pPr>
+        <w:widowControl w:val="0"/>
+        <w:spacing w:before="60" w:line="240" w:lineRule="auto"/>
+        <w:ind w:left="0" w:right="0" w:firstLine="0"/>
+        <w:rPr>
+          <w:color w:val="1155cc"/>
+          <w:u w:val="single"/>
+        </w:rPr>
+      </w:pPr>
+      <w:hyperlink w:anchor="_a1d2ifxpjq3v">
+        <w:r>
+          <w:rPr>
+            <w:color w:val="1155cc"/>
+            <w:u w:val="single"/>
+            <w:rtl w:val="0"/>
+          </w:rPr>
+          <w:t xml:space="preserve">6. Your Rights</w:t>
+        </w:r>
+      </w:hyperlink>
+      <w:r>
+        <w:rPr>
+          <w:rtl w:val="0"/>
+        </w:rPr>
+      </w:r>
+    </w:p>
+    <w:p>
+      <w:pPr>
+        <w:widowControl w:val="0"/>
+        <w:spacing w:before="60" w:line="240" w:lineRule="auto"/>
+        <w:ind w:left="0" w:right="0" w:firstLine="0"/>
+        <w:rPr>
+          <w:color w:val="1155cc"/>
+          <w:u w:val="single"/>
+        </w:rPr>
+      </w:pPr>
+      <w:hyperlink w:anchor="_nu9h08vbvrlx">
+        <w:r>
+          <w:rPr>
+            <w:color w:val="1155cc"/>
+            <w:u w:val="single"/>
+            <w:rtl w:val="0"/>
+          </w:rPr>
+          <w:t xml:space="preserve">7. Data Retention</w:t>
+        </w:r>
+      </w:hyperlink>
+      <w:r>
+        <w:rPr>
+          <w:rtl w:val="0"/>
+        </w:rPr>
+      </w:r>
+    </w:p>
+    <w:p>
+      <w:pPr>
+        <w:widowControl w:val="0"/>
+        <w:spacing w:before="60" w:line="240" w:lineRule="auto"/>
+        <w:ind w:left="0" w:right="0" w:firstLine="0"/>
+        <w:rPr>
+          <w:color w:val="1155cc"/>
+          <w:u w:val="single"/>
+        </w:rPr>
+      </w:pPr>
+      <w:hyperlink w:anchor="_56vnmmnvfqk2">
+        <w:r>
+          <w:rPr>
+            <w:color w:val="1155cc"/>
+            <w:u w:val="single"/>
+            <w:rtl w:val="0"/>
+          </w:rPr>
+          <w:t xml:space="preserve">8. Children’s Privacy</w:t>
+        </w:r>
+      </w:hyperlink>
+      <w:r>
+        <w:rPr>
+          <w:rtl w:val="0"/>
+        </w:rPr>
+      </w:r>
+    </w:p>
+    <w:p>
+      <w:pPr>
+        <w:widowControl w:val="0"/>
+        <w:spacing w:before="60" w:line="240" w:lineRule="auto"/>
+        <w:ind w:left="0" w:right="0" w:firstLine="0"/>
+        <w:rPr>
+          <w:color w:val="1155cc"/>
+          <w:u w:val="single"/>
+        </w:rPr>
+      </w:pPr>
+      <w:hyperlink w:anchor="_11npbqfxk4mm">
+        <w:r>
+          <w:rPr>
+            <w:color w:val="1155cc"/>
+            <w:u w:val="single"/>
+            <w:rtl w:val="0"/>
+          </w:rPr>
+          <w:t xml:space="preserve">9. Third-Party Services</w:t>
+        </w:r>
+      </w:hyperlink>
+      <w:r>
+        <w:rPr>
+          <w:rtl w:val="0"/>
+        </w:rPr>
+      </w:r>
+    </w:p>
+    <w:p>
+      <w:pPr>
+        <w:widowControl w:val="0"/>
+        <w:spacing w:before="60" w:line="240" w:lineRule="auto"/>
+        <w:ind w:left="0" w:right="0" w:firstLine="0"/>
+        <w:rPr>
+          <w:color w:val="1155cc"/>
+          <w:u w:val="single"/>
+        </w:rPr>
+      </w:pPr>
+      <w:hyperlink w:anchor="_mlbf0mi0y3n8">
+        <w:r>
+          <w:rPr>
+            <w:color w:val="1155cc"/>
+            <w:u w:val="single"/>
+            <w:rtl w:val="0"/>
+          </w:rPr>
+          <w:t xml:space="preserve">10. Updates to This Policy</w:t>
+        </w:r>
+      </w:hyperlink>
+      <w:r>
+        <w:rPr>
+          <w:rtl w:val="0"/>
+        </w:rPr>
+      </w:r>
+    </w:p>
+    <w:p>
+      <w:pPr>
+        <w:widowControl w:val="0"/>
+        <w:spacing w:before="60" w:line="240" w:lineRule="auto"/>
+        <w:ind w:left="0" w:right="0" w:firstLine="0"/>
+        <w:rPr/>
+      </w:pPr>
+      <w:hyperlink w:anchor="_8p0k7j28gvos">
+        <w:r>
+          <w:rPr>
+            <w:color w:val="1155cc"/>
+            <w:u w:val="single"/>
+            <w:rtl w:val="0"/>
+          </w:rPr>
+          <w:t xml:space="preserve">11. Contact</w:t>
+        </w:r>
+      </w:hyperlink>
+      <w:r>
+        <w:rPr>
+          <w:rtl w:val="0"/>
+        </w:rPr>
       </w:r>
     </w:p>
     <w:p>
       <w:pPr>
         <w:pStyle w:val="Heading1"/>
+        <w:ind w:left="0" w:firstLine="0"/>
         <w:rPr/>
       </w:pPr>
       <w:bookmarkStart w:colFirst="0" w:colLast="0" w:name="_4xab8ufwkmwe" w:id="2"/>
@@ -121,7 +504,7 @@
         <w:rPr>
           <w:rtl w:val="0"/>
         </w:rPr>
-        <w:t xml:space="preserve">We may collect personal and technical data, including:</w:t>
+        <w:t xml:space="preserve">Personal and technical information is non-public information that personally identifies you or your technological activity. We may collect personal and technical information, including your:</w:t>
       </w:r>
     </w:p>
     <w:p>
@@ -342,7 +725,7 @@
       <w:pPr>
         <w:numPr>
           <w:ilvl w:val="0"/>
-          <w:numId w:val="2"/>
+          <w:numId w:val="1"/>
         </w:numPr>
         <w:pBdr>
           <w:top w:space="0" w:sz="0" w:val="nil"/>
@@ -367,7 +750,7 @@
       <w:pPr>
         <w:numPr>
           <w:ilvl w:val="0"/>
-          <w:numId w:val="2"/>
+          <w:numId w:val="1"/>
         </w:numPr>
         <w:pBdr>
           <w:top w:space="0" w:sz="0" w:val="nil"/>
@@ -392,7 +775,7 @@
       <w:pPr>
         <w:numPr>
           <w:ilvl w:val="0"/>
-          <w:numId w:val="2"/>
+          <w:numId w:val="1"/>
         </w:numPr>
         <w:pBdr>
           <w:top w:space="0" w:sz="0" w:val="nil"/>
@@ -417,7 +800,7 @@
       <w:pPr>
         <w:numPr>
           <w:ilvl w:val="0"/>
-          <w:numId w:val="2"/>
+          <w:numId w:val="1"/>
         </w:numPr>
         <w:pBdr>
           <w:top w:space="0" w:sz="0" w:val="nil"/>
@@ -442,7 +825,7 @@
       <w:pPr>
         <w:numPr>
           <w:ilvl w:val="0"/>
-          <w:numId w:val="2"/>
+          <w:numId w:val="1"/>
         </w:numPr>
         <w:pBdr>
           <w:top w:space="0" w:sz="0" w:val="nil"/>
@@ -518,15 +901,50 @@
     <w:p>
       <w:pPr>
         <w:pStyle w:val="Heading1"/>
-        <w:rPr/>
-      </w:pPr>
-      <w:bookmarkStart w:colFirst="0" w:colLast="0" w:name="_25mb4lmw5yh3" w:id="6"/>
+        <w:spacing w:after="240" w:before="240" w:lineRule="auto"/>
+        <w:rPr/>
+      </w:pPr>
+      <w:bookmarkStart w:colFirst="0" w:colLast="0" w:name="_gi4ksukxioee" w:id="6"/>
       <w:bookmarkEnd w:id="6"/>
       <w:r>
         <w:rPr>
           <w:rtl w:val="0"/>
         </w:rPr>
-        <w:t xml:space="preserve">2. How We Use Your Information</w:t>
+        <w:t xml:space="preserve">2. How We Collect Your Information</w:t>
+      </w:r>
+    </w:p>
+    <w:p>
+      <w:pPr>
+        <w:pBdr>
+          <w:top w:space="0" w:sz="0" w:val="nil"/>
+          <w:left w:space="0" w:sz="0" w:val="nil"/>
+          <w:bottom w:space="0" w:sz="0" w:val="nil"/>
+          <w:right w:space="0" w:sz="0" w:val="nil"/>
+          <w:between w:space="0" w:sz="0" w:val="nil"/>
+        </w:pBdr>
+        <w:shd w:fill="auto" w:val="clear"/>
+        <w:spacing w:after="240" w:before="240" w:lineRule="auto"/>
+        <w:rPr/>
+      </w:pPr>
+      <w:r>
+        <w:rPr>
+          <w:rtl w:val="0"/>
+        </w:rPr>
+        <w:t xml:space="preserve">We collect personal information when you give it to us directly. For example, we collect it when you talk to us over text, audio/video chat, or phone, or in video or in-person meetings with RIIS 2.0 personnel, when you register for an account, or when you make service requests. We may automatically collect technical information from you when you use our online services. If we associate any other information with personal information we collect from you, we will treat the combined information as personal information as described here.</w:t>
+      </w:r>
+    </w:p>
+    <w:p>
+      <w:pPr>
+        <w:pStyle w:val="Heading1"/>
+        <w:rPr/>
+      </w:pPr>
+      <w:bookmarkStart w:colFirst="0" w:colLast="0" w:name="_25mb4lmw5yh3" w:id="7"/>
+      <w:bookmarkEnd w:id="7"/>
+      <w:r>
+        <w:rPr>
+          <w:rtl w:val="0"/>
+        </w:rPr>
+        <w:t xml:space="preserve">3. How We Use Your Information</w:t>
       </w:r>
     </w:p>
     <w:p>
@@ -566,7 +984,7 @@
         <w:rPr>
           <w:rtl w:val="0"/>
         </w:rPr>
-        <w:t xml:space="preserve"> – for email communications, cookies, and voluntary participation.</w:t>
+        <w:t xml:space="preserve"> – for email communications, cookies, and voluntary participation in RIIS 2.0 activities and events.</w:t>
       </w:r>
     </w:p>
     <w:p>
@@ -660,7 +1078,7 @@
         <w:rPr>
           <w:rtl w:val="0"/>
         </w:rPr>
-        <w:t xml:space="preserve">Your data may be used for the following purposes:</w:t>
+        <w:t xml:space="preserve">We use personal information to improve our services and operations. Your data may be used for the following purposes:</w:t>
       </w:r>
     </w:p>
     <w:p>
@@ -791,124 +1209,56 @@
     <w:p>
       <w:pPr>
         <w:pStyle w:val="Heading1"/>
-        <w:keepNext w:val="0"/>
-        <w:keepLines w:val="0"/>
-        <w:spacing w:after="80" w:before="360" w:lineRule="auto"/>
-        <w:rPr/>
-      </w:pPr>
-      <w:bookmarkStart w:colFirst="0" w:colLast="0" w:name="_o1llweobg6fx" w:id="7"/>
-      <w:bookmarkEnd w:id="7"/>
-      <w:r>
-        <w:rPr>
-          <w:rtl w:val="0"/>
-        </w:rPr>
-        <w:t xml:space="preserve">3. Information You Share with Us</w:t>
-      </w:r>
-    </w:p>
-    <w:p>
-      <w:pPr>
-        <w:spacing w:after="0" w:line="240" w:lineRule="auto"/>
-        <w:rPr/>
-      </w:pPr>
-      <w:r>
-        <w:rPr>
-          <w:rtl w:val="0"/>
-        </w:rPr>
-        <w:t xml:space="preserve">RIIS 2.0 is the data controller for the purposes of the General Data Protection Regulation (EU) 2016/679 (‘GDPR’) for any personal data collected from individuals located in the European Union.</w:t>
-      </w:r>
-    </w:p>
-    <w:p>
-      <w:pPr>
-        <w:spacing w:after="0" w:line="240" w:lineRule="auto"/>
-        <w:rPr>
-          <w:sz w:val="24"/>
-          <w:szCs w:val="24"/>
-        </w:rPr>
-      </w:pPr>
-      <w:r>
-        <w:rPr>
-          <w:sz w:val="24"/>
-          <w:szCs w:val="24"/>
-          <w:rtl w:val="0"/>
-        </w:rPr>
-        <w:t xml:space="preserve">When you share information on a RIIS 2.0 website, a collaborative workspace designated by RIIS 2.0 (e.g. Slack or Discord), or other open-ended group communication tools, Members and others may be able to see, copy, and use that information unless you have explicitly marked it as private in your account settings.</w:t>
-      </w:r>
-    </w:p>
-    <w:p>
-      <w:pPr>
-        <w:spacing w:after="0" w:line="240" w:lineRule="auto"/>
-        <w:rPr>
-          <w:sz w:val="24"/>
-          <w:szCs w:val="24"/>
-        </w:rPr>
-      </w:pPr>
-      <w:r>
-        <w:rPr>
-          <w:sz w:val="24"/>
-          <w:szCs w:val="24"/>
-          <w:rtl w:val="0"/>
-        </w:rPr>
-        <w:t xml:space="preserve">Where we have made privacy settings available, we will honor the choices you make about who can see your content or information, including restricting your profile visibility from search engines.</w:t>
-      </w:r>
-    </w:p>
-    <w:p>
-      <w:pPr>
-        <w:spacing w:after="0" w:line="240" w:lineRule="auto"/>
-        <w:rPr/>
-      </w:pPr>
-      <w:r>
-        <w:rPr>
-          <w:sz w:val="24"/>
-          <w:szCs w:val="24"/>
-          <w:rtl w:val="0"/>
-        </w:rPr>
-        <w:t xml:space="preserve">We are not obligated to publish any information or content on our Website or our platforms, and can remove content with or without notice. Likewise, we </w:t>
-      </w:r>
-      <w:r>
-        <w:rPr>
-          <w:rtl w:val="0"/>
-        </w:rPr>
-        <w:t xml:space="preserve">have</w:t>
-      </w:r>
-      <w:r>
-        <w:rPr>
-          <w:sz w:val="24"/>
-          <w:szCs w:val="24"/>
-          <w:rtl w:val="0"/>
-        </w:rPr>
-        <w:t xml:space="preserve"> no obligation to store, maintain or provide you a copy of any content or information that you or others provide, except for to the extent required by section 6 of this agreement (“Your Rights”) or by applicable law</w:t>
-      </w:r>
-      <w:r>
-        <w:rPr>
-          <w:rtl w:val="0"/>
-        </w:rPr>
-        <w:t xml:space="preserve"> </w:t>
-      </w:r>
-    </w:p>
-    <w:p>
-      <w:pPr>
-        <w:pStyle w:val="Heading1"/>
-        <w:keepNext w:val="0"/>
-        <w:keepLines w:val="0"/>
-        <w:spacing w:after="80" w:before="360" w:lineRule="auto"/>
-        <w:rPr/>
-      </w:pPr>
-      <w:bookmarkStart w:colFirst="0" w:colLast="0" w:name="_nhsa0w6khsjj" w:id="8"/>
+        <w:spacing w:line="240" w:lineRule="auto"/>
+        <w:rPr/>
+      </w:pPr>
+      <w:bookmarkStart w:colFirst="0" w:colLast="0" w:name="_zdy2frhdr7sy" w:id="8"/>
       <w:bookmarkEnd w:id="8"/>
       <w:r>
         <w:rPr>
           <w:rtl w:val="0"/>
         </w:rPr>
-        <w:t xml:space="preserve">4. Information Sharing and Disclosure</w:t>
+        <w:t xml:space="preserve">4. International Information Sharing and Disclosure</w:t>
       </w:r>
     </w:p>
     <w:p>
       <w:pPr>
         <w:numPr>
           <w:ilvl w:val="0"/>
-          <w:numId w:val="1"/>
-        </w:numPr>
-        <w:spacing w:after="0" w:afterAutospacing="0"/>
+          <w:numId w:val="2"/>
+        </w:numPr>
+        <w:spacing w:after="0" w:afterAutospacing="0" w:line="240" w:lineRule="auto"/>
+        <w:ind w:left="720" w:hanging="360"/>
+        <w:rPr>
+          <w:u w:val="none"/>
+        </w:rPr>
+      </w:pPr>
+      <w:r>
+        <w:rPr>
+          <w:b w:val="1"/>
+          <w:rtl w:val="0"/>
+        </w:rPr>
+        <w:t xml:space="preserve">GDPR</w:t>
+      </w:r>
+      <w:r>
+        <w:rPr>
+          <w:rtl w:val="0"/>
+        </w:rPr>
+        <w:t xml:space="preserve">. RIIS 2.0 is the data controller for the purposes of the General Data Protection Regulation (EU) 2016/679 (‘GDPR’) for any personal data collected from individuals located in the European Union.</w:t>
+      </w:r>
+      <w:r>
+        <w:rPr>
+          <w:rtl w:val="0"/>
+        </w:rPr>
+      </w:r>
+    </w:p>
+    <w:p>
+      <w:pPr>
+        <w:numPr>
+          <w:ilvl w:val="0"/>
+          <w:numId w:val="2"/>
+        </w:numPr>
+        <w:spacing w:after="0" w:afterAutospacing="0" w:before="0" w:beforeAutospacing="0"/>
         <w:ind w:left="720" w:hanging="360"/>
         <w:rPr>
           <w:b w:val="1"/>
@@ -920,20 +1270,20 @@
           <w:b w:val="1"/>
           <w:rtl w:val="0"/>
         </w:rPr>
-        <w:t xml:space="preserve">International Transfers </w:t>
-      </w:r>
-      <w:r>
-        <w:rPr>
-          <w:rtl w:val="0"/>
-        </w:rPr>
-        <w:t xml:space="preserve">Your personal data may be transferred to and processed in countries outside the European Economic Area (EEA), including the United States. In such cases, we ensure appropriate safeguards are in place, such as Standard Contractual Clauses approved by the European Commission.</w:t>
+        <w:t xml:space="preserve">International Transfers</w:t>
+      </w:r>
+      <w:r>
+        <w:rPr>
+          <w:rtl w:val="0"/>
+        </w:rPr>
+        <w:t xml:space="preserve">. Your personal data may be transferred to and processed in countries outside the European Economic Area (EEA), including the United States. In such cases, we ensure appropriate safeguards are in place, such as Standard Contractual Clauses approved by the European Commission.</w:t>
       </w:r>
     </w:p>
     <w:p>
       <w:pPr>
         <w:numPr>
           <w:ilvl w:val="0"/>
-          <w:numId w:val="1"/>
+          <w:numId w:val="2"/>
         </w:numPr>
         <w:pBdr>
           <w:top w:space="0" w:sz="0" w:val="nil"/>
@@ -951,15 +1301,22 @@
       </w:pPr>
       <w:r>
         <w:rPr>
-          <w:rtl w:val="0"/>
-        </w:rPr>
-        <w:t xml:space="preserve">We do </w:t>
-      </w:r>
-      <w:r>
-        <w:rPr>
           <w:b w:val="1"/>
           <w:rtl w:val="0"/>
         </w:rPr>
+        <w:t xml:space="preserve">Sharing and Disclosure</w:t>
+      </w:r>
+      <w:r>
+        <w:rPr>
+          <w:rtl w:val="0"/>
+        </w:rPr>
+        <w:t xml:space="preserve">. We do </w:t>
+      </w:r>
+      <w:r>
+        <w:rPr>
+          <w:b w:val="1"/>
+          <w:rtl w:val="0"/>
+        </w:rPr>
         <w:t xml:space="preserve">not sell, rent, or trade</w:t>
       </w:r>
       <w:r>
@@ -973,7 +1330,7 @@
       <w:pPr>
         <w:numPr>
           <w:ilvl w:val="1"/>
-          <w:numId w:val="1"/>
+          <w:numId w:val="2"/>
         </w:numPr>
         <w:pBdr>
           <w:top w:space="0" w:sz="0" w:val="nil"/>
@@ -991,14 +1348,14 @@
         <w:rPr>
           <w:rtl w:val="0"/>
         </w:rPr>
-        <w:t xml:space="preserve">With trusted service providers (e.g., email platforms, payment processors) under data protection agreements</w:t>
+        <w:t xml:space="preserve">With trusted service providers (e.g., email platforms, payment processors) under data protection agreements;</w:t>
       </w:r>
     </w:p>
     <w:p>
       <w:pPr>
         <w:numPr>
           <w:ilvl w:val="1"/>
-          <w:numId w:val="1"/>
+          <w:numId w:val="2"/>
         </w:numPr>
         <w:pBdr>
           <w:top w:space="0" w:sz="0" w:val="nil"/>
@@ -1016,14 +1373,14 @@
         <w:rPr>
           <w:rtl w:val="0"/>
         </w:rPr>
-        <w:t xml:space="preserve">When required by law (e.g., court orders, legal process)</w:t>
+        <w:t xml:space="preserve">When required by law (e.g., court orders, legal process), or</w:t>
       </w:r>
     </w:p>
     <w:p>
       <w:pPr>
         <w:numPr>
           <w:ilvl w:val="1"/>
-          <w:numId w:val="1"/>
+          <w:numId w:val="2"/>
         </w:numPr>
         <w:pBdr>
           <w:top w:space="0" w:sz="0" w:val="nil"/>
@@ -1087,6 +1444,18 @@
           <w:rtl w:val="0"/>
         </w:rPr>
         <w:t xml:space="preserve">We implement administrative, technical, and physical safeguards to protect your personal information. While no system is 100% secure, we strive to use best practices, including encryption, access controls, and secure data storage. We limit our liability for third-party vendors and data security breaches. </w:t>
+      </w:r>
+    </w:p>
+    <w:p>
+      <w:pPr>
+        <w:spacing w:line="240" w:lineRule="auto"/>
+        <w:rPr/>
+      </w:pPr>
+      <w:r>
+        <w:rPr>
+          <w:rtl w:val="0"/>
+        </w:rPr>
+        <w:t xml:space="preserve">When you share information on a RIIS 2.0 website, a collaborative workspace designated by RIIS 2.0 (e.g., Slack or Discord), or other open-ended group communication tools, Members and others may be able to see, copy, and use that information unless you have explicitly marked it as private in your account settings.</w:t>
       </w:r>
     </w:p>
     <w:p>
@@ -1340,14 +1709,6 @@
     </w:p>
     <w:p>
       <w:pPr>
-        <w:pBdr>
-          <w:top w:space="0" w:sz="0" w:val="nil"/>
-          <w:left w:space="0" w:sz="0" w:val="nil"/>
-          <w:bottom w:space="0" w:sz="0" w:val="nil"/>
-          <w:right w:space="0" w:sz="0" w:val="nil"/>
-          <w:between w:space="0" w:sz="0" w:val="nil"/>
-        </w:pBdr>
-        <w:shd w:fill="auto" w:val="clear"/>
         <w:spacing w:after="240" w:before="240" w:lineRule="auto"/>
         <w:rPr/>
       </w:pPr>
@@ -1355,7 +1716,7 @@
         <w:rPr>
           <w:rtl w:val="0"/>
         </w:rPr>
-        <w:t xml:space="preserve">To make a request, contact us at </w:t>
+        <w:t xml:space="preserve">Where we have made privacy settings available, we will honor the choices you make about who can see your content or information, including restricting your profile visibility from search engines. Residents of the EU have the “right to be forgotten”, and we will make every attempt to comply with rules under GDPR. To make a request, contact us at </w:t>
       </w:r>
       <w:r>
         <w:rPr>
@@ -1369,6 +1730,18 @@
           <w:rtl w:val="0"/>
         </w:rPr>
         <w:t xml:space="preserve">.</w:t>
+      </w:r>
+    </w:p>
+    <w:p>
+      <w:pPr>
+        <w:spacing w:after="240" w:before="240" w:lineRule="auto"/>
+        <w:rPr/>
+      </w:pPr>
+      <w:r>
+        <w:rPr>
+          <w:rtl w:val="0"/>
+        </w:rPr>
+        <w:t xml:space="preserve">We are not obligated to publish any information or content on our Website or our platforms, and can remove content with or without notice. Likewise, we have no obligation to store, maintain, or provide you a copy of any content or information that you or others provide, except to the extent required by section 6 of this agreement (“Your Rights”) or by applicable law </w:t>
       </w:r>
     </w:p>
     <w:p>
@@ -1436,7 +1809,7 @@
         <w:rPr>
           <w:rtl w:val="0"/>
         </w:rPr>
-        <w:t xml:space="preserve">RIIS 2.0 does not knowingly collect personal information from individuals under 18. If we discover that such information has been collected, it will be promptly deleted.</w:t>
+        <w:t xml:space="preserve">RIIS 2.0 does not knowingly collect personal information from individuals under 18. If we discover that such information has been collected, it will be promptly deleted.  If an individual under 18 has provided personal information, a parent or guardian may alert us at and we will, subject to applicable law and other provisions of this policy, use commercially reasonable efforts to delete it.</w:t>
       </w:r>
     </w:p>
     <w:p>
@@ -1553,17 +1926,13 @@
         </w:rPr>
         <w:t xml:space="preserve">at </w:t>
       </w:r>
-      <w:hyperlink r:id="rId6">
-        <w:r>
-          <w:rPr>
-            <w:b w:val="1"/>
-            <w:color w:val="1155cc"/>
-            <w:u w:val="single"/>
-            <w:rtl w:val="0"/>
-          </w:rPr>
-          <w:t xml:space="preserve">privacy@ronininstitute.org</w:t>
-        </w:r>
-      </w:hyperlink>
+      <w:r>
+        <w:rPr>
+          <w:b w:val="1"/>
+          <w:rtl w:val="0"/>
+        </w:rPr>
+        <w:t xml:space="preserve">privacy@ronininstitute.org</w:t>
+      </w:r>
       <w:r>
         <w:rPr>
           <w:rtl w:val="0"/>
@@ -1658,7 +2027,7 @@
                           <pic:cNvPicPr preferRelativeResize="0"/>
                         </pic:nvPicPr>
                         <pic:blipFill>
-                          <a:blip r:embed="rId7"/>
+                          <a:blip r:embed="rId6"/>
                           <a:srcRect b="0" l="0" r="0" t="0"/>
                           <a:stretch>
                             <a:fillRect/>
@@ -1720,7 +2089,7 @@
         <w:rPr>
           <w:rtl w:val="0"/>
         </w:rPr>
-        <w:t xml:space="preserve">Date: 2025-05-27</w:t>
+        <w:t xml:space="preserve">Date: 2025-09-04</w:t>
       </w:r>
     </w:p>
     <w:p>
@@ -1759,7 +2128,18 @@
         <w:rPr>
           <w:rtl w:val="0"/>
         </w:rPr>
-        <w:t xml:space="preserve">Revised May 23, 2025 by Rami Saydjari</w:t>
+        <w:t xml:space="preserve">May 14, 2025: </w:t>
+      </w:r>
+      <w:r>
+        <w:rPr>
+          <w:rtl w:val="0"/>
+        </w:rPr>
+        <w:t xml:space="preserve">Created by Rami Saydjari</w:t>
+      </w:r>
+      <w:r>
+        <w:rPr>
+          <w:rtl w:val="0"/>
+        </w:rPr>
       </w:r>
     </w:p>
     <w:p>
@@ -1786,7 +2166,7 @@
         <w:rPr>
           <w:rtl w:val="0"/>
         </w:rPr>
-        <w:t xml:space="preserve">Revised May 25, 2025, with input by Alex Lancaster, Arika Virapongse, Jovita de Loatch</w:t>
+        <w:t xml:space="preserve">May 23, 2025: Revised by Rami Saydjari</w:t>
       </w:r>
     </w:p>
     <w:p>
@@ -1803,6 +2183,60 @@
           <w:between w:space="0" w:sz="0" w:val="nil"/>
         </w:pBdr>
         <w:shd w:fill="auto" w:val="clear"/>
+        <w:spacing w:after="0" w:afterAutospacing="0" w:before="0" w:beforeAutospacing="0"/>
+        <w:ind w:left="720" w:hanging="360"/>
+        <w:rPr>
+          <w:u w:val="none"/>
+        </w:rPr>
+      </w:pPr>
+      <w:r>
+        <w:rPr>
+          <w:rtl w:val="0"/>
+        </w:rPr>
+        <w:t xml:space="preserve">May 25, 2025: Revised with input by Alex Lancaster, Arika Virapongse, and Jovita de Loatch</w:t>
+      </w:r>
+    </w:p>
+    <w:p>
+      <w:pPr>
+        <w:numPr>
+          <w:ilvl w:val="0"/>
+          <w:numId w:val="4"/>
+        </w:numPr>
+        <w:pBdr>
+          <w:top w:space="0" w:sz="0" w:val="nil"/>
+          <w:left w:space="0" w:sz="0" w:val="nil"/>
+          <w:bottom w:space="0" w:sz="0" w:val="nil"/>
+          <w:right w:space="0" w:sz="0" w:val="nil"/>
+          <w:between w:space="0" w:sz="0" w:val="nil"/>
+        </w:pBdr>
+        <w:shd w:fill="auto" w:val="clear"/>
+        <w:spacing w:after="0" w:afterAutospacing="0" w:before="0" w:beforeAutospacing="0"/>
+        <w:ind w:left="720" w:hanging="360"/>
+        <w:rPr>
+          <w:u w:val="none"/>
+        </w:rPr>
+      </w:pPr>
+      <w:r>
+        <w:rPr>
+          <w:rtl w:val="0"/>
+        </w:rPr>
+        <w:t xml:space="preserve">May 27, 2025: Approved by Council (Version 1.0)</w:t>
+      </w:r>
+    </w:p>
+    <w:p>
+      <w:pPr>
+        <w:numPr>
+          <w:ilvl w:val="0"/>
+          <w:numId w:val="4"/>
+        </w:numPr>
+        <w:pBdr>
+          <w:top w:space="0" w:sz="0" w:val="nil"/>
+          <w:left w:space="0" w:sz="0" w:val="nil"/>
+          <w:bottom w:space="0" w:sz="0" w:val="nil"/>
+          <w:right w:space="0" w:sz="0" w:val="nil"/>
+          <w:between w:space="0" w:sz="0" w:val="nil"/>
+        </w:pBdr>
+        <w:shd w:fill="auto" w:val="clear"/>
         <w:spacing w:before="0" w:beforeAutospacing="0"/>
         <w:ind w:left="720" w:hanging="360"/>
         <w:rPr>
@@ -1813,7 +2247,7 @@
         <w:rPr>
           <w:rtl w:val="0"/>
         </w:rPr>
-        <w:t xml:space="preserve">Approved by Council on May 27, 2025</w:t>
+        <w:t xml:space="preserve">September 3, 2025: Draft revised by Interim Council following pro-bono legal review (Version 1.1)</w:t>
       </w:r>
     </w:p>
     <w:sectPr>
@@ -1830,6 +2264,116 @@
   <w:abstractNum w:abstractNumId="1">
     <w:lvl w:ilvl="0">
       <w:start w:val="1"/>
+      <w:numFmt w:val="bullet"/>
+      <w:lvlText w:val="●"/>
+      <w:lvlJc w:val="left"/>
+      <w:pPr>
+        <w:ind w:left="720" w:hanging="360"/>
+      </w:pPr>
+      <w:rPr>
+        <w:u w:val="none"/>
+      </w:rPr>
+    </w:lvl>
+    <w:lvl w:ilvl="1">
+      <w:start w:val="1"/>
+      <w:numFmt w:val="bullet"/>
+      <w:lvlText w:val="○"/>
+      <w:lvlJc w:val="left"/>
+      <w:pPr>
+        <w:ind w:left="1440" w:hanging="360"/>
+      </w:pPr>
+      <w:rPr>
+        <w:u w:val="none"/>
+      </w:rPr>
+    </w:lvl>
+    <w:lvl w:ilvl="2">
+      <w:start w:val="1"/>
+      <w:numFmt w:val="bullet"/>
+      <w:lvlText w:val="■"/>
+      <w:lvlJc w:val="left"/>
+      <w:pPr>
+        <w:ind w:left="2160" w:hanging="360"/>
+      </w:pPr>
+      <w:rPr>
+        <w:u w:val="none"/>
+      </w:rPr>
+    </w:lvl>
+    <w:lvl w:ilvl="3">
+      <w:start w:val="1"/>
+      <w:numFmt w:val="bullet"/>
+      <w:lvlText w:val="●"/>
+      <w:lvlJc w:val="left"/>
+      <w:pPr>
+        <w:ind w:left="2880" w:hanging="360"/>
+      </w:pPr>
+      <w:rPr>
+        <w:u w:val="none"/>
+      </w:rPr>
+    </w:lvl>
+    <w:lvl w:ilvl="4">
+      <w:start w:val="1"/>
+      <w:numFmt w:val="bullet"/>
+      <w:lvlText w:val="○"/>
+      <w:lvlJc w:val="left"/>
+      <w:pPr>
+        <w:ind w:left="3600" w:hanging="360"/>
+      </w:pPr>
+      <w:rPr>
+        <w:u w:val="none"/>
+      </w:rPr>
+    </w:lvl>
+    <w:lvl w:ilvl="5">
+      <w:start w:val="1"/>
+      <w:numFmt w:val="bullet"/>
+      <w:lvlText w:val="■"/>
+      <w:lvlJc w:val="left"/>
+      <w:pPr>
+        <w:ind w:left="4320" w:hanging="360"/>
+      </w:pPr>
+      <w:rPr>
+        <w:u w:val="none"/>
+      </w:rPr>
+    </w:lvl>
+    <w:lvl w:ilvl="6">
+      <w:start w:val="1"/>
+      <w:numFmt w:val="bullet"/>
+      <w:lvlText w:val="●"/>
+      <w:lvlJc w:val="left"/>
+      <w:pPr>
+        <w:ind w:left="5040" w:hanging="360"/>
+      </w:pPr>
+      <w:rPr>
+        <w:u w:val="none"/>
+      </w:rPr>
+    </w:lvl>
+    <w:lvl w:ilvl="7">
+      <w:start w:val="1"/>
+      <w:numFmt w:val="bullet"/>
+      <w:lvlText w:val="○"/>
+      <w:lvlJc w:val="left"/>
+      <w:pPr>
+        <w:ind w:left="5760" w:hanging="360"/>
+      </w:pPr>
+      <w:rPr>
+        <w:u w:val="none"/>
+      </w:rPr>
+    </w:lvl>
+    <w:lvl w:ilvl="8">
+      <w:start w:val="1"/>
+      <w:numFmt w:val="bullet"/>
+      <w:lvlText w:val="■"/>
+      <w:lvlJc w:val="left"/>
+      <w:pPr>
+        <w:ind w:left="6480" w:hanging="360"/>
+      </w:pPr>
+      <w:rPr>
+        <w:u w:val="none"/>
+      </w:rPr>
+    </w:lvl>
+  </w:abstractNum>
+  <w:abstractNum w:abstractNumId="2">
+    <w:lvl w:ilvl="0">
+      <w:start w:val="1"/>
       <w:numFmt w:val="decimal"/>
       <w:lvlText w:val="%1."/>
       <w:lvlJc w:val="left"/>
@@ -1929,116 +2473,6 @@
       <w:numFmt w:val="lowerRoman"/>
       <w:lvlText w:val="%9."/>
       <w:lvlJc w:val="right"/>
-      <w:pPr>
-        <w:ind w:left="6480" w:hanging="360"/>
-      </w:pPr>
-      <w:rPr>
-        <w:u w:val="none"/>
-      </w:rPr>
-    </w:lvl>
-  </w:abstractNum>
-  <w:abstractNum w:abstractNumId="2">
-    <w:lvl w:ilvl="0">
-      <w:start w:val="1"/>
-      <w:numFmt w:val="bullet"/>
-      <w:lvlText w:val="●"/>
-      <w:lvlJc w:val="left"/>
-      <w:pPr>
-        <w:ind w:left="720" w:hanging="360"/>
-      </w:pPr>
-      <w:rPr>
-        <w:u w:val="none"/>
-      </w:rPr>
-    </w:lvl>
-    <w:lvl w:ilvl="1">
-      <w:start w:val="1"/>
-      <w:numFmt w:val="bullet"/>
-      <w:lvlText w:val="○"/>
-      <w:lvlJc w:val="left"/>
-      <w:pPr>
-        <w:ind w:left="1440" w:hanging="360"/>
-      </w:pPr>
-      <w:rPr>
-        <w:u w:val="none"/>
-      </w:rPr>
-    </w:lvl>
-    <w:lvl w:ilvl="2">
-      <w:start w:val="1"/>
-      <w:numFmt w:val="bullet"/>
-      <w:lvlText w:val="■"/>
-      <w:lvlJc w:val="left"/>
-      <w:pPr>
-        <w:ind w:left="2160" w:hanging="360"/>
-      </w:pPr>
-      <w:rPr>
-        <w:u w:val="none"/>
-      </w:rPr>
-    </w:lvl>
-    <w:lvl w:ilvl="3">
-      <w:start w:val="1"/>
-      <w:numFmt w:val="bullet"/>
-      <w:lvlText w:val="●"/>
-      <w:lvlJc w:val="left"/>
-      <w:pPr>
-        <w:ind w:left="2880" w:hanging="360"/>
-      </w:pPr>
-      <w:rPr>
-        <w:u w:val="none"/>
-      </w:rPr>
-    </w:lvl>
-    <w:lvl w:ilvl="4">
-      <w:start w:val="1"/>
-      <w:numFmt w:val="bullet"/>
-      <w:lvlText w:val="○"/>
-      <w:lvlJc w:val="left"/>
-      <w:pPr>
-        <w:ind w:left="3600" w:hanging="360"/>
-      </w:pPr>
-      <w:rPr>
-        <w:u w:val="none"/>
-      </w:rPr>
-    </w:lvl>
-    <w:lvl w:ilvl="5">
-      <w:start w:val="1"/>
-      <w:numFmt w:val="bullet"/>
-      <w:lvlText w:val="■"/>
-      <w:lvlJc w:val="left"/>
-      <w:pPr>
-        <w:ind w:left="4320" w:hanging="360"/>
-      </w:pPr>
-      <w:rPr>
-        <w:u w:val="none"/>
-      </w:rPr>
-    </w:lvl>
-    <w:lvl w:ilvl="6">
-      <w:start w:val="1"/>
-      <w:numFmt w:val="bullet"/>
-      <w:lvlText w:val="●"/>
-      <w:lvlJc w:val="left"/>
-      <w:pPr>
-        <w:ind w:left="5040" w:hanging="360"/>
-      </w:pPr>
-      <w:rPr>
-        <w:u w:val="none"/>
-      </w:rPr>
-    </w:lvl>
-    <w:lvl w:ilvl="7">
-      <w:start w:val="1"/>
-      <w:numFmt w:val="bullet"/>
-      <w:lvlText w:val="○"/>
-      <w:lvlJc w:val="left"/>
-      <w:pPr>
-        <w:ind w:left="5760" w:hanging="360"/>
-      </w:pPr>
-      <w:rPr>
-        <w:u w:val="none"/>
-      </w:rPr>
-    </w:lvl>
-    <w:lvl w:ilvl="8">
-      <w:start w:val="1"/>
-      <w:numFmt w:val="bullet"/>
-      <w:lvlText w:val="■"/>
-      <w:lvlJc w:val="left"/>
       <w:pPr>
         <w:ind w:left="6480" w:hanging="360"/>
       </w:pPr>
@@ -2526,11 +2960,19 @@
       </w:pPr>
     </w:pPrDefault>
   </w:docDefaults>
+  <w:style w:type="table" w:styleId="TableNormal" w:default="1">
+    <w:name w:val="TableNormal"/>
+    <w:tblPr>
+      <w:tblCellMar>
+        <w:top w:w="100.0" w:type="dxa"/>
+        <w:left w:w="100.0" w:type="dxa"/>
+        <w:bottom w:w="100.0" w:type="dxa"/>
+        <w:right w:w="100.0" w:type="dxa"/>
+      </w:tblCellMar>
+    </w:tblPr>
+  </w:style>
   <w:style w:type="paragraph" w:styleId="Normal" w:default="1">
     <w:name w:val="normal"/>
-  </w:style>
-  <w:style w:type="table" w:styleId="TableNormal" w:default="1">
-    <w:name w:val="TableNormal"/>
   </w:style>
   <w:style w:type="paragraph" w:styleId="Heading1">
     <w:name w:val="heading 1"/>
@@ -2668,12 +3110,7 @@
     <w:tblPr>
       <w:tblStyleRowBandSize w:val="1"/>
       <w:tblStyleColBandSize w:val="1"/>
-      <w:tblCellMar>
-        <w:top w:w="100.0" w:type="dxa"/>
-        <w:left w:w="100.0" w:type="dxa"/>
-        <w:bottom w:w="100.0" w:type="dxa"/>
-        <w:right w:w="100.0" w:type="dxa"/>
-      </w:tblCellMar>
+      <w:tblCellMar/>
     </w:tblPr>
     <w:tblStylePr w:type="band1Horz">
       <w:tcPr/>
